--- a/backend/src/main/resources/demo/documents/Procurement NDA - Ready to finalize.docx
+++ b/backend/src/main/resources/demo/documents/Procurement NDA - Ready to finalize.docx
@@ -57,11 +57,6 @@
     <w:p>
       <w:r>
         <w:t xml:space="preserve">Either party may terminate this Agreement on thirty days written notice.</w:t>
-      </w:r>
-    </w:p>
-    <w:p>
-      <w:r>
-        <w:t xml:space="preserve">Confidentiality obligations survive termination for three years.</w:t>
       </w:r>
     </w:p>
     <w:p>
